--- a/static/media/7.ttr_bai_bo_qd_ktra.docx
+++ b/static/media/7.ttr_bai_bo_qd_ktra.docx
@@ -111,7 +111,7 @@
                 <w:spacing w:val="-20"/>
                 <w:sz w:val="28"/>
               </w:rPr>
-              <w:t>PHÒNG T</w:t>
+              <w:t xml:space="preserve">PHÒNG </w:t>
             </w:r>
             <w:r>
               <w:rPr>
@@ -119,7 +119,15 @@
                 <w:spacing w:val="-20"/>
                 <w:sz w:val="28"/>
               </w:rPr>
-              <w:t>HANH TRA – KIỂM TRA SỐ 4</w:t>
+              <w:t>TTKT</w:t>
+            </w:r>
+            <w:r>
+              <w:rPr>
+                <w:b/>
+                <w:spacing w:val="-20"/>
+                <w:sz w:val="28"/>
+              </w:rPr>
+              <w:t xml:space="preserve"> SỐ 4</w:t>
             </w:r>
           </w:p>
         </w:tc>
@@ -543,13 +551,42 @@
       <w:pPr>
         <w:spacing w:before="120"/>
         <w:ind w:firstLine="567"/>
-        <w:jc w:val="center"/>
-        <w:rPr>
-          <w:color w:val="000000"/>
-          <w:sz w:val="28"/>
-          <w:lang w:val="nl-NL"/>
-        </w:rPr>
-      </w:pPr>
+        <w:jc w:val="both"/>
+        <w:rPr>
+          <w:iCs/>
+          <w:sz w:val="28"/>
+        </w:rPr>
+      </w:pPr>
+      <w:r>
+        <w:rPr>
+          <w:color w:val="000000"/>
+          <w:sz w:val="28"/>
+          <w:lang w:val="nl-NL"/>
+        </w:rPr>
+        <w:t xml:space="preserve">Căn cứ Luật Quản lý thuế </w:t>
+      </w:r>
+      <w:r>
+        <w:rPr>
+          <w:sz w:val="28"/>
+          <w:szCs w:val="28"/>
+        </w:rPr>
+        <w:t>&lt;luat_qlt_ngay&gt;</w:t>
+      </w:r>
+      <w:r>
+        <w:rPr>
+          <w:iCs/>
+          <w:sz w:val="28"/>
+          <w:lang w:val="fr-FR"/>
+        </w:rPr>
+        <w:t xml:space="preserve"> </w:t>
+      </w:r>
+      <w:r>
+        <w:rPr>
+          <w:iCs/>
+          <w:sz w:val="28"/>
+        </w:rPr>
+        <w:t>và các văn bản hướng dẫn thi hành;</w:t>
+      </w:r>
     </w:p>
     <w:p>
       <w:pPr>
@@ -557,39 +594,23 @@
         <w:ind w:firstLine="567"/>
         <w:jc w:val="both"/>
         <w:rPr>
-          <w:iCs/>
-          <w:sz w:val="28"/>
-        </w:rPr>
-      </w:pPr>
-      <w:r>
-        <w:rPr>
-          <w:color w:val="000000"/>
-          <w:sz w:val="28"/>
-          <w:lang w:val="nl-NL"/>
-        </w:rPr>
-        <w:t xml:space="preserve">Căn cứ Luật Quản lý thuế </w:t>
-      </w:r>
-      <w:r>
-        <w:rPr>
-          <w:sz w:val="28"/>
-          <w:szCs w:val="28"/>
-        </w:rPr>
-        <w:t>&lt;luat_qlt_ngay&gt;</w:t>
-      </w:r>
-      <w:r>
-        <w:rPr>
-          <w:iCs/>
-          <w:sz w:val="28"/>
-          <w:lang w:val="fr-FR"/>
-        </w:rPr>
-        <w:t xml:space="preserve"> </w:t>
-      </w:r>
-      <w:r>
-        <w:rPr>
-          <w:iCs/>
-          <w:sz w:val="28"/>
-        </w:rPr>
-        <w:t>và các văn bản hướng dẫn thi hành;</w:t>
+          <w:color w:val="000000"/>
+          <w:sz w:val="28"/>
+        </w:rPr>
+      </w:pPr>
+      <w:r>
+        <w:rPr>
+          <w:color w:val="000000"/>
+          <w:sz w:val="28"/>
+        </w:rPr>
+        <w:t>Căn cứ &lt;quy_trinh_ktra&gt; của Tổng cục Thuế về việc ban hành quy trình kiểm tra thuế</w:t>
+      </w:r>
+      <w:r>
+        <w:rPr>
+          <w:color w:val="000000"/>
+          <w:sz w:val="28"/>
+        </w:rPr>
+        <w:t>;</w:t>
       </w:r>
     </w:p>
     <w:p>
@@ -607,14 +628,7 @@
           <w:color w:val="000000"/>
           <w:sz w:val="28"/>
         </w:rPr>
-        <w:t>Căn cứ &lt;quy_trinh_ktra&gt; của Tổng cục Thuế về việc ban hành quy trình kiểm tra thuế</w:t>
-      </w:r>
-      <w:r>
-        <w:rPr>
-          <w:color w:val="000000"/>
-          <w:sz w:val="28"/>
-        </w:rPr>
-        <w:t>;</w:t>
+        <w:t>Căn cứ Quyết định số 904/QĐ-BTC ngày 03/03/2025 của Bộ Tài chính quy định chức năng, nhiệm vụ, quyền hạn và cơ cấu tổ chức của Chi cục Thuế khu vực thuộc Cục Thuế;</w:t>
       </w:r>
     </w:p>
     <w:p>
@@ -629,111 +643,10 @@
       </w:pPr>
       <w:r>
         <w:rPr>
-          <w:sz w:val="28"/>
-          <w:lang w:val="nl-NL"/>
-        </w:rPr>
-        <w:t>Căn cứ</w:t>
-      </w:r>
-      <w:r>
-        <w:rPr>
-          <w:sz w:val="28"/>
-          <w:lang w:val="nl-NL"/>
-        </w:rPr>
-        <w:t xml:space="preserve"> </w:t>
-      </w:r>
-      <w:r>
-        <w:rPr>
-          <w:sz w:val="28"/>
-          <w:lang w:val="nl-NL"/>
-        </w:rPr>
-        <w:t>T</w:t>
-      </w:r>
-      <w:r>
-        <w:rPr>
-          <w:sz w:val="28"/>
-          <w:lang w:val="nl-NL"/>
-        </w:rPr>
-        <w:t>ờ trình</w:t>
-      </w:r>
-      <w:r>
-        <w:rPr>
-          <w:sz w:val="28"/>
-          <w:lang w:val="nl-NL"/>
-        </w:rPr>
-        <w:t xml:space="preserve"> </w:t>
-      </w:r>
-      <w:r>
-        <w:rPr>
-          <w:sz w:val="28"/>
-          <w:lang w:val="nl-NL"/>
-        </w:rPr>
-        <w:t xml:space="preserve">ngày </w:t>
-      </w:r>
-      <w:r>
-        <w:rPr>
-          <w:sz w:val="28"/>
-          <w:szCs w:val="28"/>
-        </w:rPr>
-        <w:t>&lt;ngay_ttrinh&gt;</w:t>
-      </w:r>
-      <w:r>
-        <w:rPr>
-          <w:sz w:val="28"/>
-          <w:lang w:val="nl-NL"/>
-        </w:rPr>
-        <w:t xml:space="preserve"> của </w:t>
-      </w:r>
-      <w:r>
-        <w:rPr>
-          <w:color w:val="000000" w:themeColor="text1"/>
-          <w:sz w:val="28"/>
-          <w:szCs w:val="28"/>
-        </w:rPr>
-        <w:t>&lt;ten_dv&gt;</w:t>
-      </w:r>
-      <w:r>
-        <w:rPr>
-          <w:sz w:val="28"/>
-          <w:lang w:val="nl-NL"/>
-        </w:rPr>
-        <w:t xml:space="preserve"> </w:t>
-      </w:r>
-      <w:r>
-        <w:rPr>
-          <w:bCs/>
-          <w:iCs/>
-          <w:sz w:val="28"/>
-          <w:szCs w:val="28"/>
-        </w:rPr>
-        <w:t>về việc đề nghị lùi</w:t>
-      </w:r>
-      <w:r>
-        <w:rPr>
-          <w:sz w:val="28"/>
-          <w:lang w:val="nl-NL"/>
-        </w:rPr>
-        <w:t xml:space="preserve"> thời gian </w:t>
-      </w:r>
-      <w:r>
-        <w:rPr>
-          <w:sz w:val="28"/>
-          <w:szCs w:val="28"/>
-        </w:rPr>
-        <w:t xml:space="preserve">&lt;tktra&gt; </w:t>
-      </w:r>
-      <w:r>
-        <w:rPr>
-          <w:sz w:val="28"/>
-          <w:lang w:val="nl-NL"/>
-        </w:rPr>
-        <w:t>thuế</w:t>
-      </w:r>
-      <w:r>
-        <w:rPr>
-          <w:color w:val="000000"/>
-          <w:sz w:val="28"/>
-        </w:rPr>
-        <w:t>;</w:t>
+          <w:color w:val="000000"/>
+          <w:sz w:val="28"/>
+        </w:rPr>
+        <w:t>Căn cứ Quyết định số 02/QĐ-CT ngày 03/03/2025 của Cục trưởng Cục Thuế về việc ban hành quy định chức năng, nhiệm vụ, quyền hạn của Văn phòng, các Phòng thuộc Chi cục Thuế khu vực;</w:t>
       </w:r>
     </w:p>
     <w:p>
@@ -748,6 +661,143 @@
       </w:pPr>
       <w:r>
         <w:rPr>
+          <w:color w:val="000000"/>
+          <w:sz w:val="28"/>
+        </w:rPr>
+        <w:t>Căn cứ &lt;tham_quyen_ky&gt; của Chi cục Thuế khu vực XI về việc giao cho Phó Chi cục trưởng Chi cục Thuế được ký thay một số văn bản thuộc thẩm quyền của Chi cục trưởng Chi cục Thuế;</w:t>
+      </w:r>
+    </w:p>
+    <w:p>
+      <w:pPr>
+        <w:spacing w:before="120"/>
+        <w:ind w:firstLine="567"/>
+        <w:jc w:val="both"/>
+        <w:rPr>
+          <w:color w:val="000000"/>
+          <w:sz w:val="28"/>
+        </w:rPr>
+      </w:pPr>
+      <w:r>
+        <w:rPr>
+          <w:sz w:val="28"/>
+          <w:lang w:val="nl-NL"/>
+        </w:rPr>
+        <w:t>Căn cứ</w:t>
+      </w:r>
+      <w:r>
+        <w:rPr>
+          <w:sz w:val="28"/>
+          <w:lang w:val="nl-NL"/>
+        </w:rPr>
+        <w:t xml:space="preserve"> </w:t>
+      </w:r>
+      <w:r>
+        <w:rPr>
+          <w:sz w:val="28"/>
+          <w:lang w:val="nl-NL"/>
+        </w:rPr>
+        <w:t>T</w:t>
+      </w:r>
+      <w:r>
+        <w:rPr>
+          <w:sz w:val="28"/>
+          <w:lang w:val="nl-NL"/>
+        </w:rPr>
+        <w:t>ờ trình</w:t>
+      </w:r>
+      <w:r>
+        <w:rPr>
+          <w:sz w:val="28"/>
+          <w:lang w:val="nl-NL"/>
+        </w:rPr>
+        <w:t xml:space="preserve"> </w:t>
+      </w:r>
+      <w:r>
+        <w:rPr>
+          <w:sz w:val="28"/>
+          <w:lang w:val="nl-NL"/>
+        </w:rPr>
+        <w:t xml:space="preserve">ngày </w:t>
+      </w:r>
+      <w:r>
+        <w:rPr>
+          <w:sz w:val="28"/>
+          <w:szCs w:val="28"/>
+        </w:rPr>
+        <w:t>&lt;ngay_ttrinh&gt;</w:t>
+      </w:r>
+      <w:r>
+        <w:rPr>
+          <w:sz w:val="28"/>
+          <w:lang w:val="nl-NL"/>
+        </w:rPr>
+        <w:t xml:space="preserve"> của </w:t>
+      </w:r>
+      <w:r>
+        <w:rPr>
+          <w:color w:val="000000" w:themeColor="text1"/>
+          <w:sz w:val="28"/>
+          <w:szCs w:val="28"/>
+        </w:rPr>
+        <w:t>&lt;ten_dv&gt;</w:t>
+      </w:r>
+      <w:r>
+        <w:rPr>
+          <w:sz w:val="28"/>
+          <w:lang w:val="nl-NL"/>
+        </w:rPr>
+        <w:t xml:space="preserve"> </w:t>
+      </w:r>
+      <w:r>
+        <w:rPr>
+          <w:bCs/>
+          <w:iCs/>
+          <w:sz w:val="28"/>
+          <w:szCs w:val="28"/>
+        </w:rPr>
+        <w:t>về việc đề nghị lùi</w:t>
+      </w:r>
+      <w:r>
+        <w:rPr>
+          <w:sz w:val="28"/>
+          <w:lang w:val="nl-NL"/>
+        </w:rPr>
+        <w:t xml:space="preserve"> thời gian </w:t>
+      </w:r>
+      <w:r>
+        <w:rPr>
+          <w:sz w:val="28"/>
+          <w:szCs w:val="28"/>
+        </w:rPr>
+        <w:t xml:space="preserve">&lt;tktra&gt; </w:t>
+      </w:r>
+      <w:r>
+        <w:rPr>
+          <w:sz w:val="28"/>
+          <w:lang w:val="nl-NL"/>
+        </w:rPr>
+        <w:t>thuế</w:t>
+      </w:r>
+      <w:r>
+        <w:rPr>
+          <w:color w:val="000000"/>
+          <w:sz w:val="28"/>
+        </w:rPr>
+        <w:t>;</w:t>
+      </w:r>
+    </w:p>
+    <w:p>
+      <w:pPr>
+        <w:spacing w:before="120"/>
+        <w:ind w:firstLine="567"/>
+        <w:jc w:val="both"/>
+        <w:rPr>
+          <w:color w:val="000000"/>
+          <w:sz w:val="28"/>
+        </w:rPr>
+      </w:pPr>
+      <w:r>
+        <w:rPr>
           <w:sz w:val="28"/>
           <w:lang w:val="nl-NL"/>
         </w:rPr>
@@ -765,7 +815,7 @@
           <w:sz w:val="28"/>
           <w:lang w:val="nl-NL"/>
         </w:rPr>
-        <w:t xml:space="preserve"> thuế kính đề xuất Lãnh đạo C</w:t>
+        <w:t xml:space="preserve"> kính đề xuất Lãnh đạo C</w:t>
       </w:r>
       <w:r>
         <w:rPr>
@@ -786,14 +836,42 @@
           <w:sz w:val="28"/>
           <w:lang w:val="nl-NL"/>
         </w:rPr>
-        <w:t>khu vực XI</w:t>
-      </w:r>
-      <w:r>
-        <w:rPr>
-          <w:sz w:val="28"/>
-          <w:lang w:val="nl-NL"/>
-        </w:rPr>
-        <w:t xml:space="preserve"> ra quyết định bãi bỏ quyết định </w:t>
+        <w:t>ban hành</w:t>
+      </w:r>
+      <w:r>
+        <w:rPr>
+          <w:sz w:val="28"/>
+          <w:lang w:val="nl-NL"/>
+        </w:rPr>
+        <w:t xml:space="preserve"> </w:t>
+      </w:r>
+      <w:r>
+        <w:rPr>
+          <w:sz w:val="28"/>
+          <w:lang w:val="nl-NL"/>
+        </w:rPr>
+        <w:t>Q</w:t>
+      </w:r>
+      <w:r>
+        <w:rPr>
+          <w:sz w:val="28"/>
+          <w:lang w:val="nl-NL"/>
+        </w:rPr>
+        <w:t xml:space="preserve">uyết định bãi bỏ </w:t>
+      </w:r>
+      <w:r>
+        <w:rPr>
+          <w:sz w:val="28"/>
+          <w:lang w:val="nl-NL"/>
+        </w:rPr>
+        <w:t>Q</w:t>
+      </w:r>
+      <w:r>
+        <w:rPr>
+          <w:sz w:val="28"/>
+          <w:lang w:val="nl-NL"/>
+        </w:rPr>
+        <w:t xml:space="preserve">uyết định </w:t>
       </w:r>
       <w:r>
         <w:rPr>
@@ -1087,20 +1165,6 @@
         </w:rPr>
         <w:t xml:space="preserve"> cho ý kiến chỉ đạo để thực hiện./.</w:t>
       </w:r>
-    </w:p>
-    <w:p>
-      <w:pPr>
-        <w:tabs>
-          <w:tab w:val="center" w:pos="2211"/>
-          <w:tab w:val="center" w:pos="7088"/>
-        </w:tabs>
-        <w:ind w:right="143"/>
-        <w:rPr>
-          <w:b/>
-          <w:sz w:val="28"/>
-          <w:lang w:val="nl-NL"/>
-        </w:rPr>
-      </w:pPr>
     </w:p>
     <w:p>
       <w:pPr>
@@ -1214,14 +1278,6 @@
     </w:p>
     <w:p>
       <w:pPr>
-        <w:rPr>
-          <w:sz w:val="28"/>
-          <w:lang w:val="nl-NL"/>
-        </w:rPr>
-      </w:pPr>
-    </w:p>
-    <w:p>
-      <w:pPr>
         <w:tabs>
           <w:tab w:val="center" w:pos="7088"/>
         </w:tabs>
@@ -1248,17 +1304,9 @@
         <w:t>&lt;ld_phong_ten&gt;</w:t>
       </w:r>
     </w:p>
-    <w:p>
-      <w:pPr>
-        <w:ind w:firstLine="720"/>
-        <w:rPr>
-          <w:sz w:val="28"/>
-        </w:rPr>
-      </w:pPr>
-    </w:p>
     <w:sectPr>
       <w:pgSz w:w="11906" w:h="16838"/>
-      <w:pgMar w:top="1134" w:right="1134" w:bottom="1134" w:left="1701" w:header="708" w:footer="708" w:gutter="0"/>
+      <w:pgMar w:top="1134" w:right="991" w:bottom="1134" w:left="1276" w:header="708" w:footer="708" w:gutter="0"/>
       <w:cols w:space="708"/>
       <w:docGrid w:linePitch="360"/>
     </w:sectPr>
